--- a/pr-preview/pr-392/chapters/word-choice-tracked-changes.docx
+++ b/pr-preview/pr-392/chapters/word-choice-tracked-changes.docx
@@ -26,7 +26,7 @@
       </w:pPr>
       <w:ins w:id="2" w:author="PR Preview" w:date="2026-01-01T00:00:00Z">
         <w:r>
-          <w:t xml:space="preserve">Last modified: 2026-10-27 23:33:41 (PDT)</w:t>
+          <w:t xml:space="preserve">Last modified: 2026-10-28 00:02:13 (PDT)</w:t>
         </w:r>
       </w:ins>
     </w:p>
@@ -1072,103 +1072,261 @@
       <w:pPr>
         <w:pStyle w:val="BodyText"/>
       </w:pPr>
-      <w:r>
-        <w:t xml:space="preserve">Money words are idioms too when no money is involved.</w:t>
-      </w:r>
-      <w:r>
-        <w:t xml:space="preserve"> </w:t>
-      </w:r>
-      <w:r>
-        <w:t xml:space="preserve">“Costs us”</w:t>
-      </w:r>
-      <w:r>
-        <w:t xml:space="preserve">,</w:t>
-      </w:r>
-      <w:r>
-        <w:t xml:space="preserve"> </w:t>
-      </w:r>
-      <w:r>
-        <w:t xml:space="preserve">“buys us”</w:t>
-      </w:r>
-      <w:r>
-        <w:t xml:space="preserve"> </w:t>
-      </w:r>
-      <w:r>
-        <w:t xml:space="preserve">and</w:t>
-      </w:r>
-      <w:r>
-        <w:t xml:space="preserve"> </w:t>
-      </w:r>
-      <w:r>
-        <w:t xml:space="preserve">“at the price of”</w:t>
-      </w:r>
-      <w:r>
-        <w:t xml:space="preserve"> </w:t>
-      </w:r>
-      <w:r>
-        <w:t xml:space="preserve">borrow from commerce</w:t>
-      </w:r>
-      <w:r>
-        <w:t xml:space="preserve"> </w:t>
-      </w:r>
-      <w:r>
-        <w:t xml:space="preserve">to describe a trade-off, and the reader must translate them back.</w:t>
-      </w:r>
-      <w:r>
-        <w:t xml:space="preserve"> </w:t>
-      </w:r>
-      <w:r>
-        <w:t xml:space="preserve">Say what is lost or gained.</w:t>
-      </w:r>
-      <w:r>
-        <w:t xml:space="preserve"> </w:t>
-      </w:r>
-      <w:r>
-        <w:t xml:space="preserve">Keep a literal use:</w:t>
-      </w:r>
-      <w:r>
-        <w:t xml:space="preserve"> </w:t>
-      </w:r>
-      <w:r>
-        <w:t xml:space="preserve">a computational cost, a monetary cost,</w:t>
-      </w:r>
-      <w:r>
-        <w:t xml:space="preserve"> </w:t>
-      </w:r>
-      <w:r>
-        <w:t xml:space="preserve">or a cost</w:t>
-      </w:r>
-      <w:r>
-        <w:t xml:space="preserve"> </w:t>
-      </w:r>
+      <w:del w:id="3" w:author="PR Preview" w:date="2026-01-01T00:00:00Z">
+        <w:r>
+          <w:delText xml:space="preserve">Money words are idioms too when no money is involved.</w:delText>
+        </w:r>
+      </w:del>
+      <w:del w:id="4" w:author="PR Preview" w:date="2026-01-01T00:00:00Z">
+        <w:r>
+          <w:delText xml:space="preserve"> </w:delText>
+        </w:r>
+      </w:del>
+      <w:del w:id="5" w:author="PR Preview" w:date="2026-01-01T00:00:00Z">
+        <w:r>
+          <w:delText xml:space="preserve">“Costs us”</w:delText>
+        </w:r>
+      </w:del>
+      <w:del w:id="6" w:author="PR Preview" w:date="2026-01-01T00:00:00Z">
+        <w:r>
+          <w:delText xml:space="preserve">,</w:delText>
+        </w:r>
+      </w:del>
+      <w:del w:id="7" w:author="PR Preview" w:date="2026-01-01T00:00:00Z">
+        <w:r>
+          <w:delText xml:space="preserve"> </w:delText>
+        </w:r>
+      </w:del>
+      <w:del w:id="8" w:author="PR Preview" w:date="2026-01-01T00:00:00Z">
+        <w:r>
+          <w:delText xml:space="preserve">“buys us”</w:delText>
+        </w:r>
+      </w:del>
+      <w:del w:id="9" w:author="PR Preview" w:date="2026-01-01T00:00:00Z">
+        <w:r>
+          <w:delText xml:space="preserve"> </w:delText>
+        </w:r>
+      </w:del>
+      <w:del w:id="10" w:author="PR Preview" w:date="2026-01-01T00:00:00Z">
+        <w:r>
+          <w:delText xml:space="preserve">and</w:delText>
+        </w:r>
+      </w:del>
+      <w:del w:id="11" w:author="PR Preview" w:date="2026-01-01T00:00:00Z">
+        <w:r>
+          <w:delText xml:space="preserve"> </w:delText>
+        </w:r>
+      </w:del>
+      <w:del w:id="12" w:author="PR Preview" w:date="2026-01-01T00:00:00Z">
+        <w:r>
+          <w:delText xml:space="preserve">“at the price of”</w:delText>
+        </w:r>
+      </w:del>
+      <w:del w:id="13" w:author="PR Preview" w:date="2026-01-01T00:00:00Z">
+        <w:r>
+          <w:delText xml:space="preserve"> </w:delText>
+        </w:r>
+      </w:del>
+      <w:del w:id="14" w:author="PR Preview" w:date="2026-01-01T00:00:00Z">
+        <w:r>
+          <w:delText xml:space="preserve">borrow from commerce</w:delText>
+        </w:r>
+      </w:del>
+      <w:del w:id="15" w:author="PR Preview" w:date="2026-01-01T00:00:00Z">
+        <w:r>
+          <w:delText xml:space="preserve"> </w:delText>
+        </w:r>
+      </w:del>
+      <w:del w:id="16" w:author="PR Preview" w:date="2026-01-01T00:00:00Z">
+        <w:r>
+          <w:delText xml:space="preserve">to describe a trade-off, and the reader must translate them back.</w:delText>
+        </w:r>
+      </w:del>
+      <w:del w:id="17" w:author="PR Preview" w:date="2026-01-01T00:00:00Z">
+        <w:r>
+          <w:delText xml:space="preserve"> </w:delText>
+        </w:r>
+      </w:del>
+      <w:del w:id="18" w:author="PR Preview" w:date="2026-01-01T00:00:00Z">
+        <w:r>
+          <w:delText xml:space="preserve">Say what is lost or gained.</w:delText>
+        </w:r>
+      </w:del>
+      <w:del w:id="19" w:author="PR Preview" w:date="2026-01-01T00:00:00Z">
+        <w:r>
+          <w:delText xml:space="preserve"> </w:delText>
+        </w:r>
+      </w:del>
+      <w:del w:id="20" w:author="PR Preview" w:date="2026-01-01T00:00:00Z">
+        <w:r>
+          <w:delText xml:space="preserve">Keep a literal use:</w:delText>
+        </w:r>
+      </w:del>
+      <w:del w:id="21" w:author="PR Preview" w:date="2026-01-01T00:00:00Z">
+        <w:r>
+          <w:delText xml:space="preserve"> </w:delText>
+        </w:r>
+      </w:del>
+      <w:del w:id="22" w:author="PR Preview" w:date="2026-01-01T00:00:00Z">
+        <w:r>
+          <w:delText xml:space="preserve">a computational cost, a monetary cost,</w:delText>
+        </w:r>
+      </w:del>
+      <w:del w:id="23" w:author="PR Preview" w:date="2026-01-01T00:00:00Z">
+        <w:r>
+          <w:delText xml:space="preserve"> </w:delText>
+        </w:r>
+      </w:del>
+      <w:del w:id="24" w:author="PR Preview" w:date="2026-01-01T00:00:00Z">
+        <w:r>
+          <w:delText xml:space="preserve">or a cost function that the text defines as a term.</w:delText>
+        </w:r>
+      </w:del>
+    </w:p>
+    <w:p>
+      <w:pPr>
+        <w:pStyle w:val="BodyText"/>
+      </w:pPr>
+      <w:ins w:id="25" w:author="PR Preview" w:date="2026-01-01T00:00:00Z">
+        <w:r>
+          <w:t xml:space="preserve">Money words are idioms too when no money is involved.</w:t>
+        </w:r>
+      </w:ins>
+      <w:ins w:id="26" w:author="PR Preview" w:date="2026-01-01T00:00:00Z">
+        <w:r>
+          <w:t xml:space="preserve"> </w:t>
+        </w:r>
+      </w:ins>
+      <w:ins w:id="27" w:author="PR Preview" w:date="2026-01-01T00:00:00Z">
+        <w:r>
+          <w:t xml:space="preserve">“Costs us”</w:t>
+        </w:r>
+      </w:ins>
+      <w:ins w:id="28" w:author="PR Preview" w:date="2026-01-01T00:00:00Z">
+        <w:r>
+          <w:t xml:space="preserve">,</w:t>
+        </w:r>
+      </w:ins>
+      <w:ins w:id="29" w:author="PR Preview" w:date="2026-01-01T00:00:00Z">
+        <w:r>
+          <w:t xml:space="preserve"> </w:t>
+        </w:r>
+      </w:ins>
+      <w:ins w:id="30" w:author="PR Preview" w:date="2026-01-01T00:00:00Z">
+        <w:r>
+          <w:t xml:space="preserve">“buys us”</w:t>
+        </w:r>
+      </w:ins>
+      <w:ins w:id="31" w:author="PR Preview" w:date="2026-01-01T00:00:00Z">
+        <w:r>
+          <w:t xml:space="preserve"> </w:t>
+        </w:r>
+      </w:ins>
+      <w:ins w:id="32" w:author="PR Preview" w:date="2026-01-01T00:00:00Z">
+        <w:r>
+          <w:t xml:space="preserve">and</w:t>
+        </w:r>
+      </w:ins>
+      <w:ins w:id="33" w:author="PR Preview" w:date="2026-01-01T00:00:00Z">
+        <w:r>
+          <w:t xml:space="preserve"> </w:t>
+        </w:r>
+      </w:ins>
+      <w:ins w:id="34" w:author="PR Preview" w:date="2026-01-01T00:00:00Z">
+        <w:r>
+          <w:t xml:space="preserve">“at the price of”</w:t>
+        </w:r>
+      </w:ins>
+      <w:ins w:id="35" w:author="PR Preview" w:date="2026-01-01T00:00:00Z">
+        <w:r>
+          <w:t xml:space="preserve"> </w:t>
+        </w:r>
+      </w:ins>
+      <w:ins w:id="36" w:author="PR Preview" w:date="2026-01-01T00:00:00Z">
+        <w:r>
+          <w:t xml:space="preserve">borrow from commerce</w:t>
+        </w:r>
+      </w:ins>
+      <w:ins w:id="37" w:author="PR Preview" w:date="2026-01-01T00:00:00Z">
+        <w:r>
+          <w:t xml:space="preserve"> </w:t>
+        </w:r>
+      </w:ins>
+      <w:ins w:id="38" w:author="PR Preview" w:date="2026-01-01T00:00:00Z">
+        <w:r>
+          <w:t xml:space="preserve">to describe a trade-off, and the reader must translate them back.</w:t>
+        </w:r>
+      </w:ins>
+      <w:ins w:id="39" w:author="PR Preview" w:date="2026-01-01T00:00:00Z">
+        <w:r>
+          <w:t xml:space="preserve"> </w:t>
+        </w:r>
+      </w:ins>
+      <w:ins w:id="40" w:author="PR Preview" w:date="2026-01-01T00:00:00Z">
+        <w:r>
+          <w:t xml:space="preserve">Say what is lost or gained.</w:t>
+        </w:r>
+      </w:ins>
+      <w:ins w:id="41" w:author="PR Preview" w:date="2026-01-01T00:00:00Z">
+        <w:r>
+          <w:t xml:space="preserve"> </w:t>
+        </w:r>
+      </w:ins>
+      <w:ins w:id="42" w:author="PR Preview" w:date="2026-01-01T00:00:00Z">
+        <w:r>
+          <w:t xml:space="preserve">Keep a literal use:</w:t>
+        </w:r>
+      </w:ins>
+      <w:ins w:id="43" w:author="PR Preview" w:date="2026-01-01T00:00:00Z">
+        <w:r>
+          <w:t xml:space="preserve"> </w:t>
+        </w:r>
+      </w:ins>
+      <w:ins w:id="44" w:author="PR Preview" w:date="2026-01-01T00:00:00Z">
+        <w:r>
+          <w:t xml:space="preserve">a computational cost, a monetary cost,</w:t>
+        </w:r>
+      </w:ins>
+      <w:ins w:id="45" w:author="PR Preview" w:date="2026-01-01T00:00:00Z">
+        <w:r>
+          <w:t xml:space="preserve"> </w:t>
+        </w:r>
+      </w:ins>
+      <w:ins w:id="46" w:author="PR Preview" w:date="2026-01-01T00:00:00Z">
+        <w:r>
+          <w:t xml:space="preserve">or a cost</w:t>
+        </w:r>
+      </w:ins>
+      <w:ins w:id="47" w:author="PR Preview" w:date="2026-01-01T00:00:00Z">
+        <w:r>
+          <w:t xml:space="preserve"> </w:t>
+        </w:r>
+      </w:ins>
       <w:hyperlink r:id="rId22">
-        <w:r>
-          <w:rPr>
-            <w:rStyle w:val="Hyperlink"/>
-          </w:rPr>
-          <w:t xml:space="preserve">function</w:t>
-        </w:r>
+        <w:ins w:id="48" w:author="PR Preview" w:date="2026-01-01T00:00:00Z">
+          <w:r>
+            <w:rPr>
+              <w:rStyle w:val="Hyperlink"/>
+            </w:rPr>
+            <w:t xml:space="preserve">function</w:t>
+          </w:r>
+        </w:ins>
       </w:hyperlink>
-      <w:r>
-        <w:t xml:space="preserve"> </w:t>
-      </w:r>
-      <w:r>
-        <w:t xml:space="preserve">that the text defines as a</w:t>
-      </w:r>
-      <w:r>
-        <w:t xml:space="preserve"> </w:t>
-      </w:r>
-      <w:hyperlink r:id="rId18">
-        <w:r>
-          <w:rPr>
-            <w:rStyle w:val="Hyperlink"/>
-          </w:rPr>
-          <w:t xml:space="preserve">term</w:t>
-        </w:r>
-      </w:hyperlink>
-      <w:r>
-        <w:t xml:space="preserve">.</w:t>
-      </w:r>
+      <w:ins w:id="49" w:author="PR Preview" w:date="2026-01-01T00:00:00Z">
+        <w:r>
+          <w:t xml:space="preserve"> </w:t>
+        </w:r>
+      </w:ins>
+      <w:ins w:id="50" w:author="PR Preview" w:date="2026-01-01T00:00:00Z">
+        <w:r>
+          <w:t xml:space="preserve">that the text defines as a term.</w:t>
+        </w:r>
+      </w:ins>
+      <w:ins w:id="51" w:author="PR Preview" w:date="2026-01-01T00:00:00Z">
+        <w:r>
+          <w:t xml:space="preserve"> </w:t>
+        </w:r>
+      </w:ins>
     </w:p>
     <w:p>
       <w:pPr>
@@ -1751,50 +1909,16 @@
       <w:pPr>
         <w:pStyle w:val="BlockText"/>
       </w:pPr>
-      <w:del w:id="3" w:author="PR Preview" w:date="2026-01-01T00:00:00Z">
-        <w:r>
-          <w:delText xml:space="preserve">✅ The learner picks one function from the prediction function family.</w:delText>
-        </w:r>
-      </w:del>
-    </w:p>
-    <w:p>
-      <w:pPr>
-        <w:pStyle w:val="BlockText"/>
-      </w:pPr>
-      <w:ins w:id="4" w:author="PR Preview" w:date="2026-01-01T00:00:00Z">
-        <w:r>
-          <w:t xml:space="preserve">✅ The learner picks one function from the prediction function family.</w:t>
-        </w:r>
-      </w:ins>
-      <w:ins w:id="5" w:author="PR Preview" w:date="2026-01-01T00:00:00Z">
-        <w:r>
-          <w:t xml:space="preserve"> </w:t>
-        </w:r>
-      </w:ins>
+      <w:r>
+        <w:t xml:space="preserve">✅ The learner picks one function from the prediction function family.</w:t>
+      </w:r>
     </w:p>
     <w:p>
       <w:pPr>
         <w:pStyle w:val="FirstParagraph"/>
       </w:pPr>
       <w:r>
-        <w:t xml:space="preserve">The definition of the prediction</w:t>
-      </w:r>
-      <w:r>
-        <w:t xml:space="preserve"> </w:t>
-      </w:r>
-      <w:hyperlink r:id="rId22">
-        <w:r>
-          <w:rPr>
-            <w:rStyle w:val="Hyperlink"/>
-          </w:rPr>
-          <w:t xml:space="preserve">function</w:t>
-        </w:r>
-      </w:hyperlink>
-      <w:r>
-        <w:t xml:space="preserve"> </w:t>
-      </w:r>
-      <w:r>
-        <w:t xml:space="preserve">family can then say</w:t>
+        <w:t xml:space="preserve">The definition of the prediction function family can then say</w:t>
       </w:r>
       <w:r>
         <w:t xml:space="preserve"> </w:t>
@@ -2066,67 +2190,67 @@
       <w:pPr>
         <w:pStyle w:val="FirstParagraph"/>
       </w:pPr>
-      <w:del w:id="6" w:author="PR Preview" w:date="2026-01-01T00:00:00Z">
+      <w:del w:id="52" w:author="PR Preview" w:date="2026-01-01T00:00:00Z">
         <w:r>
           <w:delText xml:space="preserve">Do not leave out words the phrase needs to be complete.</w:delText>
         </w:r>
       </w:del>
-      <w:del w:id="7" w:author="PR Preview" w:date="2026-01-01T00:00:00Z">
+      <w:del w:id="53" w:author="PR Preview" w:date="2026-01-01T00:00:00Z">
         <w:r>
           <w:delText xml:space="preserve"> </w:delText>
         </w:r>
       </w:del>
-      <w:del w:id="8" w:author="PR Preview" w:date="2026-01-01T00:00:00Z">
+      <w:del w:id="54" w:author="PR Preview" w:date="2026-01-01T00:00:00Z">
         <w:r>
           <w:delText xml:space="preserve">A clipped phrase such as</w:delText>
         </w:r>
       </w:del>
-      <w:del w:id="9" w:author="PR Preview" w:date="2026-01-01T00:00:00Z">
+      <w:del w:id="55" w:author="PR Preview" w:date="2026-01-01T00:00:00Z">
         <w:r>
           <w:delText xml:space="preserve"> </w:delText>
         </w:r>
       </w:del>
-      <w:del w:id="10" w:author="PR Preview" w:date="2026-01-01T00:00:00Z">
+      <w:del w:id="56" w:author="PR Preview" w:date="2026-01-01T00:00:00Z">
         <w:r>
           <w:delText xml:space="preserve">“the true mean function”</w:delText>
         </w:r>
       </w:del>
-      <w:del w:id="11" w:author="PR Preview" w:date="2026-01-01T00:00:00Z">
+      <w:del w:id="57" w:author="PR Preview" w:date="2026-01-01T00:00:00Z">
         <w:r>
           <w:delText xml:space="preserve"> </w:delText>
         </w:r>
       </w:del>
-      <w:del w:id="12" w:author="PR Preview" w:date="2026-01-01T00:00:00Z">
+      <w:del w:id="58" w:author="PR Preview" w:date="2026-01-01T00:00:00Z">
         <w:r>
           <w:delText xml:space="preserve">asks the reader to supply the missing words,</w:delText>
         </w:r>
       </w:del>
-      <w:del w:id="13" w:author="PR Preview" w:date="2026-01-01T00:00:00Z">
+      <w:del w:id="59" w:author="PR Preview" w:date="2026-01-01T00:00:00Z">
         <w:r>
           <w:delText xml:space="preserve"> </w:delText>
         </w:r>
       </w:del>
-      <w:del w:id="14" w:author="PR Preview" w:date="2026-01-01T00:00:00Z">
+      <w:del w:id="60" w:author="PR Preview" w:date="2026-01-01T00:00:00Z">
         <w:r>
           <w:delText xml:space="preserve">and the reader may supply different ones than you meant.</w:delText>
         </w:r>
       </w:del>
-      <w:del w:id="15" w:author="PR Preview" w:date="2026-01-01T00:00:00Z">
+      <w:del w:id="61" w:author="PR Preview" w:date="2026-01-01T00:00:00Z">
         <w:r>
           <w:delText xml:space="preserve"> </w:delText>
         </w:r>
       </w:del>
-      <w:del w:id="16" w:author="PR Preview" w:date="2026-01-01T00:00:00Z">
+      <w:del w:id="62" w:author="PR Preview" w:date="2026-01-01T00:00:00Z">
         <w:r>
           <w:delText xml:space="preserve">Readers who are learning English, and readers who read literally, cannot always recover them.</w:delText>
         </w:r>
       </w:del>
-      <w:del w:id="17" w:author="PR Preview" w:date="2026-01-01T00:00:00Z">
+      <w:del w:id="63" w:author="PR Preview" w:date="2026-01-01T00:00:00Z">
         <w:r>
           <w:delText xml:space="preserve"> </w:delText>
         </w:r>
       </w:del>
-      <w:del w:id="18" w:author="PR Preview" w:date="2026-01-01T00:00:00Z">
+      <w:del w:id="64" w:author="PR Preview" w:date="2026-01-01T00:00:00Z">
         <w:r>
           <w:delText xml:space="preserve">Name what the object is a function of, and what it is conditional on.</w:delText>
         </w:r>
@@ -2136,72 +2260,72 @@
       <w:pPr>
         <w:pStyle w:val="FirstParagraph"/>
       </w:pPr>
-      <w:ins w:id="19" w:author="PR Preview" w:date="2026-01-01T00:00:00Z">
+      <w:ins w:id="65" w:author="PR Preview" w:date="2026-01-01T00:00:00Z">
         <w:r>
           <w:t xml:space="preserve">Do not leave out words the phrase needs to be complete.</w:t>
         </w:r>
       </w:ins>
-      <w:ins w:id="20" w:author="PR Preview" w:date="2026-01-01T00:00:00Z">
+      <w:ins w:id="66" w:author="PR Preview" w:date="2026-01-01T00:00:00Z">
         <w:r>
           <w:t xml:space="preserve"> </w:t>
         </w:r>
       </w:ins>
-      <w:ins w:id="21" w:author="PR Preview" w:date="2026-01-01T00:00:00Z">
+      <w:ins w:id="67" w:author="PR Preview" w:date="2026-01-01T00:00:00Z">
         <w:r>
           <w:t xml:space="preserve">A clipped phrase such as</w:t>
         </w:r>
       </w:ins>
-      <w:ins w:id="22" w:author="PR Preview" w:date="2026-01-01T00:00:00Z">
+      <w:ins w:id="68" w:author="PR Preview" w:date="2026-01-01T00:00:00Z">
         <w:r>
           <w:t xml:space="preserve"> </w:t>
         </w:r>
       </w:ins>
-      <w:ins w:id="23" w:author="PR Preview" w:date="2026-01-01T00:00:00Z">
+      <w:ins w:id="69" w:author="PR Preview" w:date="2026-01-01T00:00:00Z">
         <w:r>
           <w:t xml:space="preserve">“the true mean function”</w:t>
         </w:r>
       </w:ins>
-      <w:ins w:id="24" w:author="PR Preview" w:date="2026-01-01T00:00:00Z">
+      <w:ins w:id="70" w:author="PR Preview" w:date="2026-01-01T00:00:00Z">
         <w:r>
           <w:t xml:space="preserve"> </w:t>
         </w:r>
       </w:ins>
-      <w:ins w:id="25" w:author="PR Preview" w:date="2026-01-01T00:00:00Z">
+      <w:ins w:id="71" w:author="PR Preview" w:date="2026-01-01T00:00:00Z">
         <w:r>
           <w:t xml:space="preserve">asks the reader to supply the missing words,</w:t>
         </w:r>
       </w:ins>
-      <w:ins w:id="26" w:author="PR Preview" w:date="2026-01-01T00:00:00Z">
+      <w:ins w:id="72" w:author="PR Preview" w:date="2026-01-01T00:00:00Z">
         <w:r>
           <w:t xml:space="preserve"> </w:t>
         </w:r>
       </w:ins>
-      <w:ins w:id="27" w:author="PR Preview" w:date="2026-01-01T00:00:00Z">
+      <w:ins w:id="73" w:author="PR Preview" w:date="2026-01-01T00:00:00Z">
         <w:r>
           <w:t xml:space="preserve"> </w:t>
         </w:r>
       </w:ins>
-      <w:ins w:id="28" w:author="PR Preview" w:date="2026-01-01T00:00:00Z">
+      <w:ins w:id="74" w:author="PR Preview" w:date="2026-01-01T00:00:00Z">
         <w:r>
           <w:t xml:space="preserve">and the reader may supply different ones than you meant.</w:t>
         </w:r>
       </w:ins>
-      <w:ins w:id="29" w:author="PR Preview" w:date="2026-01-01T00:00:00Z">
+      <w:ins w:id="75" w:author="PR Preview" w:date="2026-01-01T00:00:00Z">
         <w:r>
           <w:t xml:space="preserve"> </w:t>
         </w:r>
       </w:ins>
-      <w:ins w:id="30" w:author="PR Preview" w:date="2026-01-01T00:00:00Z">
+      <w:ins w:id="76" w:author="PR Preview" w:date="2026-01-01T00:00:00Z">
         <w:r>
           <w:t xml:space="preserve">Readers who are learning English, and readers who read literally, cannot always recover them.</w:t>
         </w:r>
       </w:ins>
-      <w:ins w:id="31" w:author="PR Preview" w:date="2026-01-01T00:00:00Z">
+      <w:ins w:id="77" w:author="PR Preview" w:date="2026-01-01T00:00:00Z">
         <w:r>
           <w:t xml:space="preserve"> </w:t>
         </w:r>
       </w:ins>
-      <w:ins w:id="32" w:author="PR Preview" w:date="2026-01-01T00:00:00Z">
+      <w:ins w:id="78" w:author="PR Preview" w:date="2026-01-01T00:00:00Z">
         <w:r>
           <w:t xml:space="preserve">Name what the object is a function of, and what it is conditional on.</w:t>
         </w:r>
@@ -2218,24 +2342,7 @@
         <w:t xml:space="preserve"> </w:t>
       </w:r>
       <w:r>
-        <w:t xml:space="preserve">Write a</w:t>
-      </w:r>
-      <w:r>
-        <w:t xml:space="preserve"> </w:t>
-      </w:r>
-      <w:hyperlink r:id="rId22">
-        <w:r>
-          <w:rPr>
-            <w:rStyle w:val="Hyperlink"/>
-          </w:rPr>
-          <w:t xml:space="preserve">function</w:t>
-        </w:r>
-      </w:hyperlink>
-      <w:r>
-        <w:t xml:space="preserve"> </w:t>
-      </w:r>
-      <w:r>
-        <w:t xml:space="preserve">with its argument, such as</w:t>
+        <w:t xml:space="preserve">Write a function with its argument, such as</w:t>
       </w:r>
       <w:r>
         <w:t xml:space="preserve"> </w:t>
@@ -2351,7 +2458,7 @@
       <w:pPr>
         <w:pStyle w:val="BlockText"/>
       </w:pPr>
-      <w:del w:id="33" w:author="PR Preview" w:date="2026-01-01T00:00:00Z">
+      <w:del w:id="79" w:author="PR Preview" w:date="2026-01-01T00:00:00Z">
         <w:r>
           <w:delText xml:space="preserve">❌ The outcome variable is the true mean function plus noise.</w:delText>
         </w:r>
@@ -2361,12 +2468,12 @@
       <w:pPr>
         <w:pStyle w:val="BlockText"/>
       </w:pPr>
-      <w:ins w:id="34" w:author="PR Preview" w:date="2026-01-01T00:00:00Z">
+      <w:ins w:id="80" w:author="PR Preview" w:date="2026-01-01T00:00:00Z">
         <w:r>
           <w:t xml:space="preserve">❌ The outcome variable is the true mean function plus noise.</w:t>
         </w:r>
       </w:ins>
-      <w:ins w:id="35" w:author="PR Preview" w:date="2026-01-01T00:00:00Z">
+      <w:ins w:id="81" w:author="PR Preview" w:date="2026-01-01T00:00:00Z">
         <w:r>
           <w:t xml:space="preserve"> </w:t>
         </w:r>
@@ -2826,21 +2933,7 @@
         <w:t xml:space="preserve"> </w:t>
       </w:r>
       <w:r>
-        <w:t xml:space="preserve">When you do need a technical</w:t>
-      </w:r>
-      <w:r>
-        <w:t xml:space="preserve"> </w:t>
-      </w:r>
-      <w:hyperlink r:id="rId18">
-        <w:r>
-          <w:rPr>
-            <w:rStyle w:val="Hyperlink"/>
-          </w:rPr>
-          <w:t xml:space="preserve">term</w:t>
-        </w:r>
-      </w:hyperlink>
-      <w:r>
-        <w:t xml:space="preserve">,</w:t>
+        <w:t xml:space="preserve">When you do need a technical term,</w:t>
       </w:r>
       <w:r>
         <w:t xml:space="preserve"> </w:t>

--- a/pr-preview/pr-392/chapters/word-choice-tracked-changes.docx
+++ b/pr-preview/pr-392/chapters/word-choice-tracked-changes.docx
@@ -16,7 +16,7 @@
       </w:pPr>
       <w:del w:id="1" w:author="PR Preview" w:date="2026-01-01T00:00:00Z">
         <w:r>
-          <w:delText xml:space="preserve">Last modified: 2026-10-27 21:52:02 (PDT)</w:delText>
+          <w:delText xml:space="preserve">Last modified: 2026-10-28 00:14:18 (PDT)</w:delText>
         </w:r>
       </w:del>
     </w:p>
@@ -26,7 +26,7 @@
       </w:pPr>
       <w:ins w:id="2" w:author="PR Preview" w:date="2026-01-01T00:00:00Z">
         <w:r>
-          <w:t xml:space="preserve">Last modified: 2026-10-28 00:02:13 (PDT)</w:t>
+          <w:t xml:space="preserve">Last modified: 2026-10-28 00:14:43 (PDT)</w:t>
         </w:r>
       </w:ins>
     </w:p>
